--- a/TAZA/_документы/Потребность в финансировании – октябрь–декабрь (свёрнутая).docx
+++ b/TAZA/_документы/Потребность в финансировании – октябрь–декабрь (свёрнутая).docx
@@ -91,9 +91,9 @@
         <w:tblLook w:val="04A0" w:firstRow="1" w:lastRow="0" w:firstColumn="1" w:lastColumn="0" w:noHBand="0" w:noVBand="1"/>
       </w:tblPr>
       <w:tblGrid>
-        <w:gridCol w:w="5034"/>
-        <w:gridCol w:w="1675"/>
-        <w:gridCol w:w="1357"/>
+        <w:gridCol w:w="5129"/>
+        <w:gridCol w:w="1597"/>
+        <w:gridCol w:w="1340"/>
         <w:gridCol w:w="1273"/>
       </w:tblGrid>
       <w:tr>
@@ -603,7 +603,7 @@
                 <w:sz w:val="20"/>
                 <w:szCs w:val="20"/>
               </w:rPr>
-              <w:t>2. Офис и оснащение: аренда, депозит, мебель и техника, хозрасходы, связь, цифровые инструменты, медиа</w:t>
+              <w:t>2. Офис и оснащение: аренда, депозит, мебель и техника, хозрасходы, связь, нотариус и услуги МФЦА, цифровые инструменты, медиа</w:t>
             </w:r>
           </w:p>
         </w:tc>
@@ -641,7 +641,7 @@
                 <w:sz w:val="20"/>
                 <w:szCs w:val="20"/>
               </w:rPr>
-              <w:t>25 674 088</w:t>
+              <w:t>26 024 088</w:t>
             </w:r>
           </w:p>
         </w:tc>
@@ -717,7 +717,7 @@
                 <w:sz w:val="20"/>
                 <w:szCs w:val="20"/>
               </w:rPr>
-              <w:t>34 010 940</w:t>
+              <w:t>34 360 940</w:t>
             </w:r>
           </w:p>
         </w:tc>
@@ -907,7 +907,15 @@
                 <w:sz w:val="20"/>
                 <w:szCs w:val="20"/>
               </w:rPr>
-              <w:t>4. Резерв 10% и прочие расходы</w:t>
+              <w:t>4. Резерв 10% и прочие</w:t>
+            </w:r>
+            <w:r>
+              <w:rPr>
+                <w:rFonts w:ascii="Arial" w:eastAsia="Times New Roman" w:hAnsi="Arial" w:cs="Arial"/>
+                <w:sz w:val="20"/>
+                <w:szCs w:val="20"/>
+              </w:rPr>
+              <w:t xml:space="preserve"> расходы</w:t>
             </w:r>
           </w:p>
         </w:tc>
@@ -945,7 +953,7 @@
                 <w:sz w:val="20"/>
                 <w:szCs w:val="20"/>
               </w:rPr>
-              <w:t>7 011 953</w:t>
+              <w:t>6 661 953</w:t>
             </w:r>
           </w:p>
         </w:tc>
@@ -983,15 +991,7 @@
                 <w:sz w:val="20"/>
                 <w:szCs w:val="20"/>
               </w:rPr>
-              <w:t>5 468</w:t>
-            </w:r>
-            <w:r>
-              <w:rPr>
-                <w:rFonts w:ascii="Arial" w:eastAsia="Times New Roman" w:hAnsi="Arial" w:cs="Arial"/>
-                <w:sz w:val="20"/>
-                <w:szCs w:val="20"/>
-              </w:rPr>
-              <w:t> 960</w:t>
+              <w:t>5 468 960</w:t>
             </w:r>
           </w:p>
         </w:tc>
@@ -1029,7 +1029,7 @@
                 <w:sz w:val="20"/>
                 <w:szCs w:val="20"/>
               </w:rPr>
-              <w:t>12 480 913</w:t>
+              <w:t>12 130 913</w:t>
             </w:r>
           </w:p>
         </w:tc>
@@ -1751,7 +1751,10 @@
         <w:t>НДС 16% начислен только на закупки, арен</w:t>
       </w:r>
       <w:r>
-        <w:t>ду, услуги и подписки, цены которых приняты без НДС; на оплату труда, ОСНС и депозит НДС не начисляется; ставки аутсорса и командировки учтены с НДС; в октябре–ноябре в строку НДС включены расчёты с бюджетом по НДС за предыдущие периоды.</w:t>
+        <w:t>ду, услуги и подписки, цены которых приняты без НДС; на оплату труда, ОСНС, депозит, нотариальные услуги и услуги МФЦА НДС не начисляется; ставки аутсорса и командировки учтены с НДС; в октябре–ноябре в строку НДС включены расчёты с бюджетом по НДС за пред</w:t>
+      </w:r>
+      <w:r>
+        <w:t>ыдущие периоды.</w:t>
       </w:r>
     </w:p>
     <w:sectPr>
@@ -1767,9 +1770,9 @@
 <file path=word/numbering.xml><?xml version="1.0" encoding="utf-8"?>
 <w:numbering xmlns:wpc="http://schemas.microsoft.com/office/word/2010/wordprocessingCanvas" xmlns:mc="http://schemas.openxmlformats.org/markup-compatibility/2006" xmlns:o="urn:schemas-microsoft-com:office:office" xmlns:r="http://schemas.openxmlformats.org/officeDocument/2006/relationships" xmlns:m="http://schemas.openxmlformats.org/officeDocument/2006/math" xmlns:v="urn:schemas-microsoft-com:vml" xmlns:wp14="http://schemas.microsoft.com/office/word/2010/wordprocessingDrawing" xmlns:wp="http://schemas.openxmlformats.org/drawingml/2006/wordprocessingDrawing" xmlns:w10="urn:schemas-microsoft-com:office:word" xmlns:w="http://schemas.openxmlformats.org/wordprocessingml/2006/main" xmlns:w14="http://schemas.microsoft.com/office/word/2010/wordml" xmlns:w15="http://schemas.microsoft.com/office/word/2012/wordml" xmlns:wpg="http://schemas.microsoft.com/office/word/2010/wordprocessingGroup" xmlns:wpi="http://schemas.microsoft.com/office/word/2010/wordprocessingInk" xmlns:wne="http://schemas.microsoft.com/office/word/2006/wordml" xmlns:wps="http://schemas.microsoft.com/office/word/2010/wordprocessingShape" mc:Ignorable="w14 w15 wp14">
   <w:abstractNum w:abstractNumId="0" w15:restartNumberingAfterBreak="0">
-    <w:nsid w:val="1F1C3A2C"/>
+    <w:nsid w:val="08FF4B5A"/>
     <w:multiLevelType w:val="multilevel"/>
-    <w:tmpl w:val="D3B66F5C"/>
+    <w:tmpl w:val="EF6A460E"/>
     <w:lvl w:ilvl="0">
       <w:start w:val="1"/>
       <w:numFmt w:val="bullet"/>

--- a/TAZA/_документы/Потребность в финансировании – октябрь–декабрь (свёрнутая).docx
+++ b/TAZA/_документы/Потребность в финансировании – октябрь–декабрь (свёрнутая).docx
@@ -1539,7 +1539,7 @@
                 <w:sz w:val="20"/>
                 <w:szCs w:val="20"/>
               </w:rPr>
-              <w:t>Разница с 250 млн ₸ (+ остаток / − не хватает)</w:t>
+              <w:t>Разница с 250 млн ₸ (+ остаток / − дефицит)</w:t>
             </w:r>
           </w:p>
         </w:tc>
@@ -1676,7 +1676,7 @@
         <w:pStyle w:val="a3"/>
       </w:pPr>
       <w:r>
-        <w:t xml:space="preserve">При финансировании 250 000 000 ₸ на октябрь–декабрь 2026 года не хватает </w:t>
+        <w:t xml:space="preserve">При финансировании 250 000 000 ₸ на октябрь–декабрь 2026 года дефицит составляет </w:t>
       </w:r>
       <w:r>
         <w:rPr>

--- a/TAZA/_документы/Потребность в финансировании – октябрь–декабрь (свёрнутая).docx
+++ b/TAZA/_документы/Потребность в финансировании – октябрь–декабрь (свёрнутая).docx
@@ -45,7 +45,7 @@
           <w:b/>
           <w:bCs/>
         </w:rPr>
-        <w:t>147 687 120 ₸</w:t>
+        <w:t>153 806 476 ₸</w:t>
       </w:r>
       <w:r>
         <w:t xml:space="preserve">, в декабре 2026 года – </w:t>
@@ -55,7 +55,7 @@
           <w:b/>
           <w:bCs/>
         </w:rPr>
-        <w:t>110 614 197 ₸</w:t>
+        <w:t>118 452 333 ₸</w:t>
       </w:r>
       <w:r>
         <w:t>.</w:t>
@@ -73,7 +73,7 @@
           <w:b/>
           <w:bCs/>
         </w:rPr>
-        <w:t>258 301 317 ₸</w:t>
+        <w:t>272 258 808 ₸</w:t>
       </w:r>
       <w:r>
         <w:t>.</w:t>
@@ -91,10 +91,10 @@
         <w:tblLook w:val="04A0" w:firstRow="1" w:lastRow="0" w:firstColumn="1" w:lastColumn="0" w:noHBand="0" w:noVBand="1"/>
       </w:tblPr>
       <w:tblGrid>
-        <w:gridCol w:w="5129"/>
-        <w:gridCol w:w="1597"/>
-        <w:gridCol w:w="1340"/>
-        <w:gridCol w:w="1273"/>
+        <w:gridCol w:w="5121"/>
+        <w:gridCol w:w="1596"/>
+        <w:gridCol w:w="1344"/>
+        <w:gridCol w:w="1278"/>
       </w:tblGrid>
       <w:tr>
         <w:tc>
@@ -1067,7 +1067,7 @@
                 <w:sz w:val="20"/>
                 <w:szCs w:val="20"/>
               </w:rPr>
-              <w:t>5. НДС: 16% на закупки, аренду, услуги и подписки; расчёты с бюджетом по НДС</w:t>
+              <w:t>5. НДС: 16% на закупки, аренду, услуги, подписки и первоочередные проекты; расчёты с бюджетом по НДС</w:t>
             </w:r>
           </w:p>
         </w:tc>
@@ -1105,7 +1105,7 @@
                 <w:sz w:val="20"/>
                 <w:szCs w:val="20"/>
               </w:rPr>
-              <w:t>11 016 669</w:t>
+              <w:t>17 136 024</w:t>
             </w:r>
           </w:p>
         </w:tc>
@@ -1143,7 +1143,7 @@
                 <w:sz w:val="20"/>
                 <w:szCs w:val="20"/>
               </w:rPr>
-              <w:t>1 467 286</w:t>
+              <w:t>9 305 421</w:t>
             </w:r>
           </w:p>
         </w:tc>
@@ -1181,7 +1181,7 @@
                 <w:sz w:val="20"/>
                 <w:szCs w:val="20"/>
               </w:rPr>
-              <w:t>12 483 955</w:t>
+              <w:t>26 441 446</w:t>
             </w:r>
           </w:p>
         </w:tc>
@@ -1267,7 +1267,7 @@
                 <w:sz w:val="20"/>
                 <w:szCs w:val="20"/>
               </w:rPr>
-              <w:t>147 687 120</w:t>
+              <w:t>153 806 476</w:t>
             </w:r>
           </w:p>
         </w:tc>
@@ -1310,7 +1310,7 @@
                 <w:sz w:val="20"/>
                 <w:szCs w:val="20"/>
               </w:rPr>
-              <w:t>110 614 197</w:t>
+              <w:t>118 452 333</w:t>
             </w:r>
           </w:p>
         </w:tc>
@@ -1353,7 +1353,7 @@
                 <w:sz w:val="20"/>
                 <w:szCs w:val="20"/>
               </w:rPr>
-              <w:t>258 301 317</w:t>
+              <w:t>272 258 808</w:t>
             </w:r>
           </w:p>
         </w:tc>
@@ -1429,7 +1429,7 @@
                 <w:sz w:val="20"/>
                 <w:szCs w:val="20"/>
               </w:rPr>
-              <w:t>147 687 120</w:t>
+              <w:t>153 806 476</w:t>
             </w:r>
           </w:p>
         </w:tc>
@@ -1467,7 +1467,7 @@
                 <w:sz w:val="20"/>
                 <w:szCs w:val="20"/>
               </w:rPr>
-              <w:t>258 301 317</w:t>
+              <w:t>272 258 808</w:t>
             </w:r>
           </w:p>
         </w:tc>
@@ -1581,7 +1581,7 @@
                 <w:sz w:val="20"/>
                 <w:szCs w:val="20"/>
               </w:rPr>
-              <w:t>102 312 880</w:t>
+              <w:t>96 193 524</w:t>
             </w:r>
           </w:p>
         </w:tc>
@@ -1623,7 +1623,7 @@
                 <w:sz w:val="20"/>
                 <w:szCs w:val="20"/>
               </w:rPr>
-              <w:t>−8 301 317</w:t>
+              <w:t>−22 258 808</w:t>
             </w:r>
           </w:p>
         </w:tc>
@@ -1665,7 +1665,7 @@
                 <w:sz w:val="20"/>
                 <w:szCs w:val="20"/>
               </w:rPr>
-              <w:t>−8 301 317</w:t>
+              <w:t>−22 258 808</w:t>
             </w:r>
           </w:p>
         </w:tc>
@@ -1683,7 +1683,7 @@
           <w:b/>
           <w:bCs/>
         </w:rPr>
-        <w:t>8 301 317 ₸</w:t>
+        <w:t>22 258 808 ₸</w:t>
       </w:r>
       <w:r>
         <w:t>.</w:t>
@@ -1706,10 +1706,10 @@
         </w:numPr>
       </w:pPr>
       <w:r>
-        <w:t xml:space="preserve">в октябре–ноябре – аренда офиса с 21 октября, гарантийный депозит, </w:t>
+        <w:t xml:space="preserve">в октябре–ноябре – аренда офиса с 21 октября, </w:t>
       </w:r>
       <w:r>
-        <w:t>годовой полис ОСНС и основная часть разовых закупок;</w:t>
+        <w:t>гарантийный депозит, годовой полис ОСНС и основная часть разовых закупок;</w:t>
       </w:r>
     </w:p>
     <w:p>
@@ -1733,10 +1733,10 @@
         </w:numPr>
       </w:pPr>
       <w:r>
-        <w:t>ивенты и социологические исследования – первоочередные проекты по сметам: TAZ</w:t>
+        <w:t>ивенты и социологические исследования – первоочередные п</w:t>
       </w:r>
       <w:r>
-        <w:t>A TALQY, презентация Проектного офиса, креативные проекты, информационное сопровождение, социологическое исследование и первый этап цифровой платформы; презентация – в ноябре, остальное – в октябре–ноябре и декабре;</w:t>
+        <w:t>роекты по сметам: TAZA TALQY, презентация Проектного офиса, креативные проекты, информационное сопровождение, социологическое исследование и первый этап цифровой платформы; презентация – в ноябре, остальное – в октябре–ноябре и декабре;</w:t>
       </w:r>
     </w:p>
     <w:p>
@@ -1748,13 +1748,13 @@
         </w:numPr>
       </w:pPr>
       <w:r>
-        <w:t>НДС 16% начислен только на закупки, арен</w:t>
+        <w:t>НДС 16% начислен на</w:t>
       </w:r>
       <w:r>
-        <w:t>ду, услуги и подписки, цены которых приняты без НДС; на оплату труда, ОСНС, депозит, нотариальные услуги и услуги МФЦА НДС не начисляется; ставки аутсорса и командировки учтены с НДС; в октябре–ноябре в строку НДС включены расчёты с бюджетом по НДС за пред</w:t>
+        <w:t xml:space="preserve"> закупки, аренду, услуги и подписки, цены которых приняты без НДС, и на сметы первоочередных проектов (суммы смет – без НДС); на оплату труда, ОСНС, депозит, нотариальные услуги и услуги МФЦА НДС не начисляется; ставки аутсорса и командировки учтены с НДС;</w:t>
       </w:r>
       <w:r>
-        <w:t>ыдущие периоды.</w:t>
+        <w:t xml:space="preserve"> в октябре–ноябре в строку НДС включены расчёты с бюджетом по НДС за предыдущие периоды.</w:t>
       </w:r>
     </w:p>
     <w:sectPr>
@@ -1770,9 +1770,9 @@
 <file path=word/numbering.xml><?xml version="1.0" encoding="utf-8"?>
 <w:numbering xmlns:wpc="http://schemas.microsoft.com/office/word/2010/wordprocessingCanvas" xmlns:mc="http://schemas.openxmlformats.org/markup-compatibility/2006" xmlns:o="urn:schemas-microsoft-com:office:office" xmlns:r="http://schemas.openxmlformats.org/officeDocument/2006/relationships" xmlns:m="http://schemas.openxmlformats.org/officeDocument/2006/math" xmlns:v="urn:schemas-microsoft-com:vml" xmlns:wp14="http://schemas.microsoft.com/office/word/2010/wordprocessingDrawing" xmlns:wp="http://schemas.openxmlformats.org/drawingml/2006/wordprocessingDrawing" xmlns:w10="urn:schemas-microsoft-com:office:word" xmlns:w="http://schemas.openxmlformats.org/wordprocessingml/2006/main" xmlns:w14="http://schemas.microsoft.com/office/word/2010/wordml" xmlns:w15="http://schemas.microsoft.com/office/word/2012/wordml" xmlns:wpg="http://schemas.microsoft.com/office/word/2010/wordprocessingGroup" xmlns:wpi="http://schemas.microsoft.com/office/word/2010/wordprocessingInk" xmlns:wne="http://schemas.microsoft.com/office/word/2006/wordml" xmlns:wps="http://schemas.microsoft.com/office/word/2010/wordprocessingShape" mc:Ignorable="w14 w15 wp14">
   <w:abstractNum w:abstractNumId="0" w15:restartNumberingAfterBreak="0">
-    <w:nsid w:val="08FF4B5A"/>
+    <w:nsid w:val="42FB65D2"/>
     <w:multiLevelType w:val="multilevel"/>
-    <w:tmpl w:val="EF6A460E"/>
+    <w:tmpl w:val="D612E9F8"/>
     <w:lvl w:ilvl="0">
       <w:start w:val="1"/>
       <w:numFmt w:val="bullet"/>

--- a/TAZA/_документы/Потребность в финансировании – октябрь–декабрь (свёрнутая).docx
+++ b/TAZA/_документы/Потребность в финансировании – октябрь–декабрь (свёрнутая).docx
@@ -7,19 +7,23 @@
         <w:pStyle w:val="1"/>
         <w:rPr>
           <w:rFonts w:eastAsia="Times New Roman"/>
+          <w:sz w:val="25"/>
+          <w:szCs w:val="25"/>
         </w:rPr>
       </w:pPr>
-      <w:bookmarkStart w:id="0" w:name="_GoBack"/>
-      <w:bookmarkEnd w:id="0"/>
       <w:r>
         <w:rPr>
           <w:rFonts w:eastAsia="Times New Roman"/>
+          <w:sz w:val="25"/>
+          <w:szCs w:val="25"/>
         </w:rPr>
         <w:t>Потребность в финансировании по месяцам</w:t>
       </w:r>
       <w:r>
         <w:rPr>
           <w:rFonts w:eastAsia="Times New Roman"/>
+          <w:sz w:val="25"/>
+          <w:szCs w:val="25"/>
         </w:rPr>
         <w:br/>
         <w:t>октябрь – декабрь 2026 года</w:t>
@@ -30,52 +34,109 @@
         <w:pStyle w:val="sub"/>
       </w:pPr>
       <w:r>
-        <w:t>Центрально-Азиатский климатический фонд и Проектный офис «Таза Қазақстан», ₸</w:t>
+        <w:t>Центрально-Азиатский климатический фонд и Проектный офис «Таза Қазақстан»</w:t>
       </w:r>
     </w:p>
     <w:p>
       <w:pPr>
         <w:pStyle w:val="a3"/>
+        <w:rPr>
+          <w:sz w:val="20"/>
+          <w:szCs w:val="20"/>
+        </w:rPr>
+      </w:pPr>
+    </w:p>
+    <w:p>
+      <w:pPr>
+        <w:pStyle w:val="a3"/>
+        <w:rPr>
+          <w:sz w:val="20"/>
+          <w:szCs w:val="20"/>
+        </w:rPr>
       </w:pPr>
       <w:r>
+        <w:rPr>
+          <w:sz w:val="20"/>
+          <w:szCs w:val="20"/>
+        </w:rPr>
         <w:t xml:space="preserve">Для запуска и работы Проектного офиса в октябре–ноябре 2026 года необходимо </w:t>
       </w:r>
       <w:r>
         <w:rPr>
           <w:b/>
           <w:bCs/>
+          <w:sz w:val="20"/>
+          <w:szCs w:val="20"/>
         </w:rPr>
         <w:t>153 806 476 ₸</w:t>
       </w:r>
       <w:r>
-        <w:t xml:space="preserve">, в декабре 2026 года – </w:t>
+        <w:rPr>
+          <w:sz w:val="20"/>
+          <w:szCs w:val="20"/>
+        </w:rPr>
+        <w:t xml:space="preserve">, </w:t>
       </w:r>
       <w:r>
         <w:rPr>
+          <w:sz w:val="20"/>
+          <w:szCs w:val="20"/>
+        </w:rPr>
+        <w:br/>
+      </w:r>
+      <w:r>
+        <w:rPr>
+          <w:sz w:val="20"/>
+          <w:szCs w:val="20"/>
+        </w:rPr>
+        <w:t xml:space="preserve">в декабре 2026 года – </w:t>
+      </w:r>
+      <w:r>
+        <w:rPr>
           <w:b/>
           <w:bCs/>
+          <w:sz w:val="20"/>
+          <w:szCs w:val="20"/>
         </w:rPr>
         <w:t>118 452 333 ₸</w:t>
       </w:r>
       <w:r>
+        <w:rPr>
+          <w:sz w:val="20"/>
+          <w:szCs w:val="20"/>
+        </w:rPr>
         <w:t>.</w:t>
       </w:r>
     </w:p>
     <w:p>
       <w:pPr>
         <w:pStyle w:val="a3"/>
+        <w:rPr>
+          <w:sz w:val="20"/>
+          <w:szCs w:val="20"/>
+        </w:rPr>
       </w:pPr>
       <w:r>
+        <w:rPr>
+          <w:sz w:val="20"/>
+          <w:szCs w:val="20"/>
+        </w:rPr>
         <w:t xml:space="preserve">Всего – </w:t>
       </w:r>
       <w:r>
         <w:rPr>
           <w:b/>
           <w:bCs/>
+          <w:sz w:val="20"/>
+          <w:szCs w:val="20"/>
         </w:rPr>
         <w:t>272 258 808 ₸</w:t>
       </w:r>
       <w:r>
+        <w:rPr>
+          <w:sz w:val="20"/>
+          <w:szCs w:val="20"/>
+        </w:rPr>
         <w:t>.</w:t>
       </w:r>
     </w:p>
@@ -91,9 +152,9 @@
         <w:tblLook w:val="04A0" w:firstRow="1" w:lastRow="0" w:firstColumn="1" w:lastColumn="0" w:noHBand="0" w:noVBand="1"/>
       </w:tblPr>
       <w:tblGrid>
-        <w:gridCol w:w="5121"/>
-        <w:gridCol w:w="1596"/>
-        <w:gridCol w:w="1344"/>
+        <w:gridCol w:w="5258"/>
+        <w:gridCol w:w="1741"/>
+        <w:gridCol w:w="1373"/>
         <w:gridCol w:w="1278"/>
       </w:tblGrid>
       <w:tr>
@@ -307,7 +368,7 @@
                 <w:sz w:val="20"/>
                 <w:szCs w:val="20"/>
               </w:rPr>
-              <w:t>Штатная численность, чел.</w:t>
+              <w:t>1. Оплата труда и отчисления, аутсорс, командировки</w:t>
             </w:r>
           </w:p>
         </w:tc>
@@ -345,7 +406,7 @@
                 <w:sz w:val="20"/>
                 <w:szCs w:val="20"/>
               </w:rPr>
-              <w:t>22</w:t>
+              <w:t>65 738 437</w:t>
             </w:r>
           </w:p>
         </w:tc>
@@ -383,7 +444,7 @@
                 <w:sz w:val="20"/>
                 <w:szCs w:val="20"/>
               </w:rPr>
-              <w:t>23</w:t>
+              <w:t>46 352 752</w:t>
             </w:r>
           </w:p>
         </w:tc>
@@ -415,6 +476,14 @@
                 <w:szCs w:val="20"/>
               </w:rPr>
             </w:pPr>
+            <w:r>
+              <w:rPr>
+                <w:rFonts w:ascii="Arial" w:eastAsia="Times New Roman" w:hAnsi="Arial" w:cs="Arial"/>
+                <w:sz w:val="20"/>
+                <w:szCs w:val="20"/>
+              </w:rPr>
+              <w:t>112 091 190</w:t>
+            </w:r>
           </w:p>
         </w:tc>
       </w:tr>
@@ -451,7 +520,7 @@
                 <w:sz w:val="20"/>
                 <w:szCs w:val="20"/>
               </w:rPr>
-              <w:t>1. Оплата труда и отчисления, аутсорс, ОСНС, командировки</w:t>
+              <w:t>2. Офис и оснащение: аренда, мебель и техника, хозрасходы, связь, цифровые инструменты, медиа</w:t>
             </w:r>
           </w:p>
         </w:tc>
@@ -489,7 +558,7 @@
                 <w:sz w:val="20"/>
                 <w:szCs w:val="20"/>
               </w:rPr>
-              <w:t>65 738 437</w:t>
+              <w:t>26 024 088</w:t>
             </w:r>
           </w:p>
         </w:tc>
@@ -527,7 +596,7 @@
                 <w:sz w:val="20"/>
                 <w:szCs w:val="20"/>
               </w:rPr>
-              <w:t>46 352 752</w:t>
+              <w:t>8 336 852</w:t>
             </w:r>
           </w:p>
         </w:tc>
@@ -565,7 +634,7 @@
                 <w:sz w:val="20"/>
                 <w:szCs w:val="20"/>
               </w:rPr>
-              <w:t>112 091 190</w:t>
+              <w:t>34 360 940</w:t>
             </w:r>
           </w:p>
         </w:tc>
@@ -603,7 +672,31 @@
                 <w:sz w:val="20"/>
                 <w:szCs w:val="20"/>
               </w:rPr>
-              <w:t>2. Офис и оснащение: аренда, депозит, мебель и техника, хозрасходы, связь, нотариус и услуги МФЦА, цифровые инструменты, медиа</w:t>
+              <w:t>3. Ивенты, соц</w:t>
+            </w:r>
+            <w:r>
+              <w:rPr>
+                <w:rFonts w:ascii="Arial" w:eastAsia="Times New Roman" w:hAnsi="Arial" w:cs="Arial"/>
+                <w:sz w:val="20"/>
+                <w:szCs w:val="20"/>
+              </w:rPr>
+              <w:t>.</w:t>
+            </w:r>
+            <w:r>
+              <w:rPr>
+                <w:rFonts w:ascii="Arial" w:eastAsia="Times New Roman" w:hAnsi="Arial" w:cs="Arial"/>
+                <w:sz w:val="20"/>
+                <w:szCs w:val="20"/>
+              </w:rPr>
+              <w:t>исследования</w:t>
+            </w:r>
+            <w:r>
+              <w:rPr>
+                <w:rFonts w:ascii="Arial" w:eastAsia="Times New Roman" w:hAnsi="Arial" w:cs="Arial"/>
+                <w:sz w:val="20"/>
+                <w:szCs w:val="20"/>
+              </w:rPr>
+              <w:t xml:space="preserve"> и т.п.</w:t>
             </w:r>
           </w:p>
         </w:tc>
@@ -641,7 +734,7 @@
                 <w:sz w:val="20"/>
                 <w:szCs w:val="20"/>
               </w:rPr>
-              <w:t>26 024 088</w:t>
+              <w:t>38 245 973</w:t>
             </w:r>
           </w:p>
         </w:tc>
@@ -679,7 +772,7 @@
                 <w:sz w:val="20"/>
                 <w:szCs w:val="20"/>
               </w:rPr>
-              <w:t>8 336 852</w:t>
+              <w:t>48 988 347</w:t>
             </w:r>
           </w:p>
         </w:tc>
@@ -717,7 +810,7 @@
                 <w:sz w:val="20"/>
                 <w:szCs w:val="20"/>
               </w:rPr>
-              <w:t>34 360 940</w:t>
+              <w:t>87 234 320</w:t>
             </w:r>
           </w:p>
         </w:tc>
@@ -755,7 +848,31 @@
                 <w:sz w:val="20"/>
                 <w:szCs w:val="20"/>
               </w:rPr>
-              <w:t>3. Ивенты, социологические исследования</w:t>
+              <w:t>4. Резерв 10%</w:t>
+            </w:r>
+            <w:r>
+              <w:rPr>
+                <w:rFonts w:ascii="Arial" w:eastAsia="Times New Roman" w:hAnsi="Arial" w:cs="Arial"/>
+                <w:sz w:val="20"/>
+                <w:szCs w:val="20"/>
+              </w:rPr>
+              <w:t>,</w:t>
+            </w:r>
+            <w:r>
+              <w:rPr>
+                <w:rFonts w:ascii="Arial" w:eastAsia="Times New Roman" w:hAnsi="Arial" w:cs="Arial"/>
+                <w:sz w:val="20"/>
+                <w:szCs w:val="20"/>
+              </w:rPr>
+              <w:t xml:space="preserve"> </w:t>
+            </w:r>
+            <w:r>
+              <w:rPr>
+                <w:rFonts w:ascii="Arial" w:eastAsia="Times New Roman" w:hAnsi="Arial" w:cs="Arial"/>
+                <w:sz w:val="20"/>
+                <w:szCs w:val="20"/>
+              </w:rPr>
+              <w:t>комиссии</w:t>
             </w:r>
           </w:p>
         </w:tc>
@@ -793,7 +910,7 @@
                 <w:sz w:val="20"/>
                 <w:szCs w:val="20"/>
               </w:rPr>
-              <w:t>38 245 973</w:t>
+              <w:t>6 661 953</w:t>
             </w:r>
           </w:p>
         </w:tc>
@@ -831,7 +948,7 @@
                 <w:sz w:val="20"/>
                 <w:szCs w:val="20"/>
               </w:rPr>
-              <w:t>48 988 347</w:t>
+              <w:t>5 468 960</w:t>
             </w:r>
           </w:p>
         </w:tc>
@@ -869,7 +986,7 @@
                 <w:sz w:val="20"/>
                 <w:szCs w:val="20"/>
               </w:rPr>
-              <w:t>87 234 320</w:t>
+              <w:t>12 130 913</w:t>
             </w:r>
           </w:p>
         </w:tc>
@@ -907,15 +1024,7 @@
                 <w:sz w:val="20"/>
                 <w:szCs w:val="20"/>
               </w:rPr>
-              <w:t>4. Резерв 10% и прочие</w:t>
-            </w:r>
-            <w:r>
-              <w:rPr>
-                <w:rFonts w:ascii="Arial" w:eastAsia="Times New Roman" w:hAnsi="Arial" w:cs="Arial"/>
-                <w:sz w:val="20"/>
-                <w:szCs w:val="20"/>
-              </w:rPr>
-              <w:t xml:space="preserve"> расходы</w:t>
+              <w:t>5. НДС: 16% на закупки, аренду, услуги, подписки и проекты; расчёты с бюджетом</w:t>
             </w:r>
           </w:p>
         </w:tc>
@@ -953,7 +1062,7 @@
                 <w:sz w:val="20"/>
                 <w:szCs w:val="20"/>
               </w:rPr>
-              <w:t>6 661 953</w:t>
+              <w:t>17 136 024</w:t>
             </w:r>
           </w:p>
         </w:tc>
@@ -991,7 +1100,7 @@
                 <w:sz w:val="20"/>
                 <w:szCs w:val="20"/>
               </w:rPr>
-              <w:t>5 468 960</w:t>
+              <w:t>9 305 421</w:t>
             </w:r>
           </w:p>
         </w:tc>
@@ -1029,7 +1138,7 @@
                 <w:sz w:val="20"/>
                 <w:szCs w:val="20"/>
               </w:rPr>
-              <w:t>12 130 913</w:t>
+              <w:t>26 441 446</w:t>
             </w:r>
           </w:p>
         </w:tc>
@@ -1044,42 +1153,48 @@
               <w:bottom w:val="single" w:sz="6" w:space="0" w:color="808080"/>
               <w:right w:val="single" w:sz="6" w:space="0" w:color="808080"/>
             </w:tcBorders>
-            <w:tcMar>
-              <w:top w:w="60" w:type="dxa"/>
-              <w:left w:w="80" w:type="dxa"/>
-              <w:bottom w:w="60" w:type="dxa"/>
-              <w:right w:w="80" w:type="dxa"/>
-            </w:tcMar>
-            <w:vAlign w:val="center"/>
-            <w:hideMark/>
-          </w:tcPr>
-          <w:p>
-            <w:pPr>
-              <w:rPr>
-                <w:rFonts w:ascii="Arial" w:eastAsia="Times New Roman" w:hAnsi="Arial" w:cs="Arial"/>
-                <w:sz w:val="20"/>
-                <w:szCs w:val="20"/>
-              </w:rPr>
-            </w:pPr>
-            <w:r>
-              <w:rPr>
-                <w:rFonts w:ascii="Arial" w:eastAsia="Times New Roman" w:hAnsi="Arial" w:cs="Arial"/>
-                <w:sz w:val="20"/>
-                <w:szCs w:val="20"/>
-              </w:rPr>
-              <w:t>5. НДС: 16% на закупки, аренду, услуги, подписки и первоочередные проекты; расчёты с бюджетом по НДС</w:t>
-            </w:r>
-          </w:p>
-        </w:tc>
-        <w:tc>
-          <w:tcPr>
-            <w:tcW w:w="0" w:type="auto"/>
-            <w:tcBorders>
-              <w:top w:val="single" w:sz="6" w:space="0" w:color="808080"/>
-              <w:left w:val="single" w:sz="6" w:space="0" w:color="808080"/>
-              <w:bottom w:val="single" w:sz="6" w:space="0" w:color="808080"/>
-              <w:right w:val="single" w:sz="6" w:space="0" w:color="808080"/>
-            </w:tcBorders>
+            <w:shd w:val="clear" w:color="auto" w:fill="FFF2CC"/>
+            <w:tcMar>
+              <w:top w:w="60" w:type="dxa"/>
+              <w:left w:w="80" w:type="dxa"/>
+              <w:bottom w:w="60" w:type="dxa"/>
+              <w:right w:w="80" w:type="dxa"/>
+            </w:tcMar>
+            <w:vAlign w:val="center"/>
+            <w:hideMark/>
+          </w:tcPr>
+          <w:p>
+            <w:pPr>
+              <w:rPr>
+                <w:rFonts w:ascii="Arial" w:eastAsia="Times New Roman" w:hAnsi="Arial" w:cs="Arial"/>
+                <w:b/>
+                <w:bCs/>
+                <w:sz w:val="20"/>
+                <w:szCs w:val="20"/>
+              </w:rPr>
+            </w:pPr>
+            <w:r>
+              <w:rPr>
+                <w:rFonts w:ascii="Arial" w:eastAsia="Times New Roman" w:hAnsi="Arial" w:cs="Arial"/>
+                <w:b/>
+                <w:bCs/>
+                <w:sz w:val="20"/>
+                <w:szCs w:val="20"/>
+              </w:rPr>
+              <w:t>ВСЕГО</w:t>
+            </w:r>
+          </w:p>
+        </w:tc>
+        <w:tc>
+          <w:tcPr>
+            <w:tcW w:w="0" w:type="auto"/>
+            <w:tcBorders>
+              <w:top w:val="single" w:sz="6" w:space="0" w:color="808080"/>
+              <w:left w:val="single" w:sz="6" w:space="0" w:color="808080"/>
+              <w:bottom w:val="single" w:sz="6" w:space="0" w:color="808080"/>
+              <w:right w:val="single" w:sz="6" w:space="0" w:color="808080"/>
+            </w:tcBorders>
+            <w:shd w:val="clear" w:color="auto" w:fill="FFF2CC"/>
             <w:noWrap/>
             <w:tcMar>
               <w:top w:w="60" w:type="dxa"/>
@@ -1095,29 +1210,34 @@
               <w:jc w:val="right"/>
               <w:rPr>
                 <w:rFonts w:ascii="Arial" w:eastAsia="Times New Roman" w:hAnsi="Arial" w:cs="Arial"/>
-                <w:sz w:val="20"/>
-                <w:szCs w:val="20"/>
-              </w:rPr>
-            </w:pPr>
-            <w:r>
-              <w:rPr>
-                <w:rFonts w:ascii="Arial" w:eastAsia="Times New Roman" w:hAnsi="Arial" w:cs="Arial"/>
-                <w:sz w:val="20"/>
-                <w:szCs w:val="20"/>
-              </w:rPr>
-              <w:t>17 136 024</w:t>
-            </w:r>
-          </w:p>
-        </w:tc>
-        <w:tc>
-          <w:tcPr>
-            <w:tcW w:w="0" w:type="auto"/>
-            <w:tcBorders>
-              <w:top w:val="single" w:sz="6" w:space="0" w:color="808080"/>
-              <w:left w:val="single" w:sz="6" w:space="0" w:color="808080"/>
-              <w:bottom w:val="single" w:sz="6" w:space="0" w:color="808080"/>
-              <w:right w:val="single" w:sz="6" w:space="0" w:color="808080"/>
-            </w:tcBorders>
+                <w:b/>
+                <w:bCs/>
+                <w:sz w:val="20"/>
+                <w:szCs w:val="20"/>
+              </w:rPr>
+            </w:pPr>
+            <w:r>
+              <w:rPr>
+                <w:rFonts w:ascii="Arial" w:eastAsia="Times New Roman" w:hAnsi="Arial" w:cs="Arial"/>
+                <w:b/>
+                <w:bCs/>
+                <w:sz w:val="20"/>
+                <w:szCs w:val="20"/>
+              </w:rPr>
+              <w:t>153 806 476</w:t>
+            </w:r>
+          </w:p>
+        </w:tc>
+        <w:tc>
+          <w:tcPr>
+            <w:tcW w:w="0" w:type="auto"/>
+            <w:tcBorders>
+              <w:top w:val="single" w:sz="6" w:space="0" w:color="808080"/>
+              <w:left w:val="single" w:sz="6" w:space="0" w:color="808080"/>
+              <w:bottom w:val="single" w:sz="6" w:space="0" w:color="808080"/>
+              <w:right w:val="single" w:sz="6" w:space="0" w:color="808080"/>
+            </w:tcBorders>
+            <w:shd w:val="clear" w:color="auto" w:fill="FFF2CC"/>
             <w:noWrap/>
             <w:tcMar>
               <w:top w:w="60" w:type="dxa"/>
@@ -1133,29 +1253,34 @@
               <w:jc w:val="right"/>
               <w:rPr>
                 <w:rFonts w:ascii="Arial" w:eastAsia="Times New Roman" w:hAnsi="Arial" w:cs="Arial"/>
-                <w:sz w:val="20"/>
-                <w:szCs w:val="20"/>
-              </w:rPr>
-            </w:pPr>
-            <w:r>
-              <w:rPr>
-                <w:rFonts w:ascii="Arial" w:eastAsia="Times New Roman" w:hAnsi="Arial" w:cs="Arial"/>
-                <w:sz w:val="20"/>
-                <w:szCs w:val="20"/>
-              </w:rPr>
-              <w:t>9 305 421</w:t>
-            </w:r>
-          </w:p>
-        </w:tc>
-        <w:tc>
-          <w:tcPr>
-            <w:tcW w:w="0" w:type="auto"/>
-            <w:tcBorders>
-              <w:top w:val="single" w:sz="6" w:space="0" w:color="808080"/>
-              <w:left w:val="single" w:sz="6" w:space="0" w:color="808080"/>
-              <w:bottom w:val="single" w:sz="6" w:space="0" w:color="808080"/>
-              <w:right w:val="single" w:sz="6" w:space="0" w:color="808080"/>
-            </w:tcBorders>
+                <w:b/>
+                <w:bCs/>
+                <w:sz w:val="20"/>
+                <w:szCs w:val="20"/>
+              </w:rPr>
+            </w:pPr>
+            <w:r>
+              <w:rPr>
+                <w:rFonts w:ascii="Arial" w:eastAsia="Times New Roman" w:hAnsi="Arial" w:cs="Arial"/>
+                <w:b/>
+                <w:bCs/>
+                <w:sz w:val="20"/>
+                <w:szCs w:val="20"/>
+              </w:rPr>
+              <w:t>118 452 333</w:t>
+            </w:r>
+          </w:p>
+        </w:tc>
+        <w:tc>
+          <w:tcPr>
+            <w:tcW w:w="0" w:type="auto"/>
+            <w:tcBorders>
+              <w:top w:val="single" w:sz="6" w:space="0" w:color="808080"/>
+              <w:left w:val="single" w:sz="6" w:space="0" w:color="808080"/>
+              <w:bottom w:val="single" w:sz="6" w:space="0" w:color="808080"/>
+              <w:right w:val="single" w:sz="6" w:space="0" w:color="808080"/>
+            </w:tcBorders>
+            <w:shd w:val="clear" w:color="auto" w:fill="FFF2CC"/>
             <w:noWrap/>
             <w:tcMar>
               <w:top w:w="60" w:type="dxa"/>
@@ -1171,17 +1296,19 @@
               <w:jc w:val="right"/>
               <w:rPr>
                 <w:rFonts w:ascii="Arial" w:eastAsia="Times New Roman" w:hAnsi="Arial" w:cs="Arial"/>
-                <w:sz w:val="20"/>
-                <w:szCs w:val="20"/>
-              </w:rPr>
-            </w:pPr>
-            <w:r>
-              <w:rPr>
-                <w:rFonts w:ascii="Arial" w:eastAsia="Times New Roman" w:hAnsi="Arial" w:cs="Arial"/>
-                <w:sz w:val="20"/>
-                <w:szCs w:val="20"/>
-              </w:rPr>
-              <w:t>26 441 446</w:t>
+                <w:bCs/>
+                <w:sz w:val="20"/>
+                <w:szCs w:val="20"/>
+              </w:rPr>
+            </w:pPr>
+            <w:r>
+              <w:rPr>
+                <w:rFonts w:ascii="Arial" w:eastAsia="Times New Roman" w:hAnsi="Arial" w:cs="Arial"/>
+                <w:bCs/>
+                <w:sz w:val="20"/>
+                <w:szCs w:val="20"/>
+              </w:rPr>
+              <w:t>272 258 808</w:t>
             </w:r>
           </w:p>
         </w:tc>
@@ -1196,48 +1323,42 @@
               <w:bottom w:val="single" w:sz="6" w:space="0" w:color="808080"/>
               <w:right w:val="single" w:sz="6" w:space="0" w:color="808080"/>
             </w:tcBorders>
-            <w:shd w:val="clear" w:color="auto" w:fill="FFF2CC"/>
-            <w:tcMar>
-              <w:top w:w="60" w:type="dxa"/>
-              <w:left w:w="80" w:type="dxa"/>
-              <w:bottom w:w="60" w:type="dxa"/>
-              <w:right w:w="80" w:type="dxa"/>
-            </w:tcMar>
-            <w:vAlign w:val="center"/>
-            <w:hideMark/>
-          </w:tcPr>
-          <w:p>
-            <w:pPr>
-              <w:rPr>
-                <w:rFonts w:ascii="Arial" w:eastAsia="Times New Roman" w:hAnsi="Arial" w:cs="Arial"/>
-                <w:b/>
-                <w:bCs/>
-                <w:sz w:val="20"/>
-                <w:szCs w:val="20"/>
-              </w:rPr>
-            </w:pPr>
-            <w:r>
-              <w:rPr>
-                <w:rFonts w:ascii="Arial" w:eastAsia="Times New Roman" w:hAnsi="Arial" w:cs="Arial"/>
-                <w:b/>
-                <w:bCs/>
-                <w:sz w:val="20"/>
-                <w:szCs w:val="20"/>
-              </w:rPr>
-              <w:t>ВСЕГО</w:t>
-            </w:r>
-          </w:p>
-        </w:tc>
-        <w:tc>
-          <w:tcPr>
-            <w:tcW w:w="0" w:type="auto"/>
-            <w:tcBorders>
-              <w:top w:val="single" w:sz="6" w:space="0" w:color="808080"/>
-              <w:left w:val="single" w:sz="6" w:space="0" w:color="808080"/>
-              <w:bottom w:val="single" w:sz="6" w:space="0" w:color="808080"/>
-              <w:right w:val="single" w:sz="6" w:space="0" w:color="808080"/>
-            </w:tcBorders>
-            <w:shd w:val="clear" w:color="auto" w:fill="FFF2CC"/>
+            <w:tcMar>
+              <w:top w:w="60" w:type="dxa"/>
+              <w:left w:w="80" w:type="dxa"/>
+              <w:bottom w:w="60" w:type="dxa"/>
+              <w:right w:w="80" w:type="dxa"/>
+            </w:tcMar>
+            <w:vAlign w:val="center"/>
+            <w:hideMark/>
+          </w:tcPr>
+          <w:p>
+            <w:pPr>
+              <w:rPr>
+                <w:rFonts w:ascii="Arial" w:eastAsia="Times New Roman" w:hAnsi="Arial" w:cs="Arial"/>
+                <w:sz w:val="20"/>
+                <w:szCs w:val="20"/>
+              </w:rPr>
+            </w:pPr>
+            <w:r>
+              <w:rPr>
+                <w:rFonts w:ascii="Arial" w:eastAsia="Times New Roman" w:hAnsi="Arial" w:cs="Arial"/>
+                <w:sz w:val="20"/>
+                <w:szCs w:val="20"/>
+              </w:rPr>
+              <w:t>Нарастающим итогом</w:t>
+            </w:r>
+          </w:p>
+        </w:tc>
+        <w:tc>
+          <w:tcPr>
+            <w:tcW w:w="0" w:type="auto"/>
+            <w:tcBorders>
+              <w:top w:val="single" w:sz="6" w:space="0" w:color="808080"/>
+              <w:left w:val="single" w:sz="6" w:space="0" w:color="808080"/>
+              <w:bottom w:val="single" w:sz="6" w:space="0" w:color="808080"/>
+              <w:right w:val="single" w:sz="6" w:space="0" w:color="808080"/>
+            </w:tcBorders>
             <w:noWrap/>
             <w:tcMar>
               <w:top w:w="60" w:type="dxa"/>
@@ -1253,17 +1374,13 @@
               <w:jc w:val="right"/>
               <w:rPr>
                 <w:rFonts w:ascii="Arial" w:eastAsia="Times New Roman" w:hAnsi="Arial" w:cs="Arial"/>
-                <w:b/>
-                <w:bCs/>
-                <w:sz w:val="20"/>
-                <w:szCs w:val="20"/>
-              </w:rPr>
-            </w:pPr>
-            <w:r>
-              <w:rPr>
-                <w:rFonts w:ascii="Arial" w:eastAsia="Times New Roman" w:hAnsi="Arial" w:cs="Arial"/>
-                <w:b/>
-                <w:bCs/>
+                <w:sz w:val="20"/>
+                <w:szCs w:val="20"/>
+              </w:rPr>
+            </w:pPr>
+            <w:r>
+              <w:rPr>
+                <w:rFonts w:ascii="Arial" w:eastAsia="Times New Roman" w:hAnsi="Arial" w:cs="Arial"/>
                 <w:sz w:val="20"/>
                 <w:szCs w:val="20"/>
               </w:rPr>
@@ -1280,7 +1397,6 @@
               <w:bottom w:val="single" w:sz="6" w:space="0" w:color="808080"/>
               <w:right w:val="single" w:sz="6" w:space="0" w:color="808080"/>
             </w:tcBorders>
-            <w:shd w:val="clear" w:color="auto" w:fill="FFF2CC"/>
             <w:noWrap/>
             <w:tcMar>
               <w:top w:w="60" w:type="dxa"/>
@@ -1296,34 +1412,29 @@
               <w:jc w:val="right"/>
               <w:rPr>
                 <w:rFonts w:ascii="Arial" w:eastAsia="Times New Roman" w:hAnsi="Arial" w:cs="Arial"/>
-                <w:b/>
-                <w:bCs/>
-                <w:sz w:val="20"/>
-                <w:szCs w:val="20"/>
-              </w:rPr>
-            </w:pPr>
-            <w:r>
-              <w:rPr>
-                <w:rFonts w:ascii="Arial" w:eastAsia="Times New Roman" w:hAnsi="Arial" w:cs="Arial"/>
-                <w:b/>
-                <w:bCs/>
-                <w:sz w:val="20"/>
-                <w:szCs w:val="20"/>
-              </w:rPr>
-              <w:t>118 452 333</w:t>
-            </w:r>
-          </w:p>
-        </w:tc>
-        <w:tc>
-          <w:tcPr>
-            <w:tcW w:w="0" w:type="auto"/>
-            <w:tcBorders>
-              <w:top w:val="single" w:sz="6" w:space="0" w:color="808080"/>
-              <w:left w:val="single" w:sz="6" w:space="0" w:color="808080"/>
-              <w:bottom w:val="single" w:sz="6" w:space="0" w:color="808080"/>
-              <w:right w:val="single" w:sz="6" w:space="0" w:color="808080"/>
-            </w:tcBorders>
-            <w:shd w:val="clear" w:color="auto" w:fill="FFF2CC"/>
+                <w:sz w:val="20"/>
+                <w:szCs w:val="20"/>
+              </w:rPr>
+            </w:pPr>
+            <w:r>
+              <w:rPr>
+                <w:rFonts w:ascii="Arial" w:eastAsia="Times New Roman" w:hAnsi="Arial" w:cs="Arial"/>
+                <w:sz w:val="20"/>
+                <w:szCs w:val="20"/>
+              </w:rPr>
+              <w:t>272 258 808</w:t>
+            </w:r>
+          </w:p>
+        </w:tc>
+        <w:tc>
+          <w:tcPr>
+            <w:tcW w:w="0" w:type="auto"/>
+            <w:tcBorders>
+              <w:top w:val="single" w:sz="6" w:space="0" w:color="808080"/>
+              <w:left w:val="single" w:sz="6" w:space="0" w:color="808080"/>
+              <w:bottom w:val="single" w:sz="6" w:space="0" w:color="808080"/>
+              <w:right w:val="single" w:sz="6" w:space="0" w:color="808080"/>
+            </w:tcBorders>
             <w:noWrap/>
             <w:tcMar>
               <w:top w:w="60" w:type="dxa"/>
@@ -1339,22 +1450,10 @@
               <w:jc w:val="right"/>
               <w:rPr>
                 <w:rFonts w:ascii="Arial" w:eastAsia="Times New Roman" w:hAnsi="Arial" w:cs="Arial"/>
-                <w:b/>
-                <w:bCs/>
-                <w:sz w:val="20"/>
-                <w:szCs w:val="20"/>
-              </w:rPr>
-            </w:pPr>
-            <w:r>
-              <w:rPr>
-                <w:rFonts w:ascii="Arial" w:eastAsia="Times New Roman" w:hAnsi="Arial" w:cs="Arial"/>
-                <w:b/>
-                <w:bCs/>
-                <w:sz w:val="20"/>
-                <w:szCs w:val="20"/>
-              </w:rPr>
-              <w:t>272 258 808</w:t>
-            </w:r>
+                <w:sz w:val="20"/>
+                <w:szCs w:val="20"/>
+              </w:rPr>
+            </w:pPr>
           </w:p>
         </w:tc>
       </w:tr>
@@ -1381,17 +1480,19 @@
             <w:pPr>
               <w:rPr>
                 <w:rFonts w:ascii="Arial" w:eastAsia="Times New Roman" w:hAnsi="Arial" w:cs="Arial"/>
-                <w:sz w:val="20"/>
-                <w:szCs w:val="20"/>
-              </w:rPr>
-            </w:pPr>
-            <w:r>
-              <w:rPr>
-                <w:rFonts w:ascii="Arial" w:eastAsia="Times New Roman" w:hAnsi="Arial" w:cs="Arial"/>
-                <w:sz w:val="20"/>
-                <w:szCs w:val="20"/>
-              </w:rPr>
-              <w:t>Нарастающим итогом</w:t>
+                <w:bCs/>
+                <w:sz w:val="20"/>
+                <w:szCs w:val="20"/>
+              </w:rPr>
+            </w:pPr>
+            <w:r>
+              <w:rPr>
+                <w:rFonts w:ascii="Arial" w:eastAsia="Times New Roman" w:hAnsi="Arial" w:cs="Arial"/>
+                <w:bCs/>
+                <w:sz w:val="20"/>
+                <w:szCs w:val="20"/>
+              </w:rPr>
+              <w:t>Разница с 250 млн ₸ (+ остаток / − дефицит)</w:t>
             </w:r>
           </w:p>
         </w:tc>
@@ -1419,17 +1520,19 @@
               <w:jc w:val="right"/>
               <w:rPr>
                 <w:rFonts w:ascii="Arial" w:eastAsia="Times New Roman" w:hAnsi="Arial" w:cs="Arial"/>
-                <w:sz w:val="20"/>
-                <w:szCs w:val="20"/>
-              </w:rPr>
-            </w:pPr>
-            <w:r>
-              <w:rPr>
-                <w:rFonts w:ascii="Arial" w:eastAsia="Times New Roman" w:hAnsi="Arial" w:cs="Arial"/>
-                <w:sz w:val="20"/>
-                <w:szCs w:val="20"/>
-              </w:rPr>
-              <w:t>153 806 476</w:t>
+                <w:bCs/>
+                <w:sz w:val="20"/>
+                <w:szCs w:val="20"/>
+              </w:rPr>
+            </w:pPr>
+            <w:r>
+              <w:rPr>
+                <w:rFonts w:ascii="Arial" w:eastAsia="Times New Roman" w:hAnsi="Arial" w:cs="Arial"/>
+                <w:bCs/>
+                <w:sz w:val="20"/>
+                <w:szCs w:val="20"/>
+              </w:rPr>
+              <w:t>96 193 524</w:t>
             </w:r>
           </w:p>
         </w:tc>
@@ -1457,17 +1560,19 @@
               <w:jc w:val="right"/>
               <w:rPr>
                 <w:rFonts w:ascii="Arial" w:eastAsia="Times New Roman" w:hAnsi="Arial" w:cs="Arial"/>
-                <w:sz w:val="20"/>
-                <w:szCs w:val="20"/>
-              </w:rPr>
-            </w:pPr>
-            <w:r>
-              <w:rPr>
-                <w:rFonts w:ascii="Arial" w:eastAsia="Times New Roman" w:hAnsi="Arial" w:cs="Arial"/>
-                <w:sz w:val="20"/>
-                <w:szCs w:val="20"/>
-              </w:rPr>
-              <w:t>272 258 808</w:t>
+                <w:bCs/>
+                <w:sz w:val="20"/>
+                <w:szCs w:val="20"/>
+              </w:rPr>
+            </w:pPr>
+            <w:r>
+              <w:rPr>
+                <w:rFonts w:ascii="Arial" w:eastAsia="Times New Roman" w:hAnsi="Arial" w:cs="Arial"/>
+                <w:bCs/>
+                <w:sz w:val="20"/>
+                <w:szCs w:val="20"/>
+              </w:rPr>
+              <w:t>−22 258 808</w:t>
             </w:r>
           </w:p>
         </w:tc>
@@ -1495,37 +1600,6 @@
               <w:jc w:val="right"/>
               <w:rPr>
                 <w:rFonts w:ascii="Arial" w:eastAsia="Times New Roman" w:hAnsi="Arial" w:cs="Arial"/>
-                <w:sz w:val="20"/>
-                <w:szCs w:val="20"/>
-              </w:rPr>
-            </w:pPr>
-          </w:p>
-        </w:tc>
-      </w:tr>
-      <w:tr>
-        <w:tc>
-          <w:tcPr>
-            <w:tcW w:w="0" w:type="auto"/>
-            <w:tcBorders>
-              <w:top w:val="single" w:sz="6" w:space="0" w:color="808080"/>
-              <w:left w:val="single" w:sz="6" w:space="0" w:color="808080"/>
-              <w:bottom w:val="single" w:sz="6" w:space="0" w:color="808080"/>
-              <w:right w:val="single" w:sz="6" w:space="0" w:color="808080"/>
-            </w:tcBorders>
-            <w:tcMar>
-              <w:top w:w="60" w:type="dxa"/>
-              <w:left w:w="80" w:type="dxa"/>
-              <w:bottom w:w="60" w:type="dxa"/>
-              <w:right w:w="80" w:type="dxa"/>
-            </w:tcMar>
-            <w:vAlign w:val="center"/>
-            <w:hideMark/>
-          </w:tcPr>
-          <w:p>
-            <w:pPr>
-              <w:rPr>
-                <w:rFonts w:ascii="Arial" w:eastAsia="Times New Roman" w:hAnsi="Arial" w:cs="Arial"/>
-                <w:b/>
                 <w:bCs/>
                 <w:sz w:val="20"/>
                 <w:szCs w:val="20"/>
@@ -1534,133 +1608,6 @@
             <w:r>
               <w:rPr>
                 <w:rFonts w:ascii="Arial" w:eastAsia="Times New Roman" w:hAnsi="Arial" w:cs="Arial"/>
-                <w:b/>
-                <w:bCs/>
-                <w:sz w:val="20"/>
-                <w:szCs w:val="20"/>
-              </w:rPr>
-              <w:t>Разница с 250 млн ₸ (+ остаток / − дефицит)</w:t>
-            </w:r>
-          </w:p>
-        </w:tc>
-        <w:tc>
-          <w:tcPr>
-            <w:tcW w:w="0" w:type="auto"/>
-            <w:tcBorders>
-              <w:top w:val="single" w:sz="6" w:space="0" w:color="808080"/>
-              <w:left w:val="single" w:sz="6" w:space="0" w:color="808080"/>
-              <w:bottom w:val="single" w:sz="6" w:space="0" w:color="808080"/>
-              <w:right w:val="single" w:sz="6" w:space="0" w:color="808080"/>
-            </w:tcBorders>
-            <w:noWrap/>
-            <w:tcMar>
-              <w:top w:w="60" w:type="dxa"/>
-              <w:left w:w="80" w:type="dxa"/>
-              <w:bottom w:w="60" w:type="dxa"/>
-              <w:right w:w="80" w:type="dxa"/>
-            </w:tcMar>
-            <w:vAlign w:val="center"/>
-            <w:hideMark/>
-          </w:tcPr>
-          <w:p>
-            <w:pPr>
-              <w:jc w:val="right"/>
-              <w:rPr>
-                <w:rFonts w:ascii="Arial" w:eastAsia="Times New Roman" w:hAnsi="Arial" w:cs="Arial"/>
-                <w:b/>
-                <w:bCs/>
-                <w:sz w:val="20"/>
-                <w:szCs w:val="20"/>
-              </w:rPr>
-            </w:pPr>
-            <w:r>
-              <w:rPr>
-                <w:rFonts w:ascii="Arial" w:eastAsia="Times New Roman" w:hAnsi="Arial" w:cs="Arial"/>
-                <w:b/>
-                <w:bCs/>
-                <w:sz w:val="20"/>
-                <w:szCs w:val="20"/>
-              </w:rPr>
-              <w:t>96 193 524</w:t>
-            </w:r>
-          </w:p>
-        </w:tc>
-        <w:tc>
-          <w:tcPr>
-            <w:tcW w:w="0" w:type="auto"/>
-            <w:tcBorders>
-              <w:top w:val="single" w:sz="6" w:space="0" w:color="808080"/>
-              <w:left w:val="single" w:sz="6" w:space="0" w:color="808080"/>
-              <w:bottom w:val="single" w:sz="6" w:space="0" w:color="808080"/>
-              <w:right w:val="single" w:sz="6" w:space="0" w:color="808080"/>
-            </w:tcBorders>
-            <w:noWrap/>
-            <w:tcMar>
-              <w:top w:w="60" w:type="dxa"/>
-              <w:left w:w="80" w:type="dxa"/>
-              <w:bottom w:w="60" w:type="dxa"/>
-              <w:right w:w="80" w:type="dxa"/>
-            </w:tcMar>
-            <w:vAlign w:val="center"/>
-            <w:hideMark/>
-          </w:tcPr>
-          <w:p>
-            <w:pPr>
-              <w:jc w:val="right"/>
-              <w:rPr>
-                <w:rFonts w:ascii="Arial" w:eastAsia="Times New Roman" w:hAnsi="Arial" w:cs="Arial"/>
-                <w:b/>
-                <w:bCs/>
-                <w:sz w:val="20"/>
-                <w:szCs w:val="20"/>
-              </w:rPr>
-            </w:pPr>
-            <w:r>
-              <w:rPr>
-                <w:rFonts w:ascii="Arial" w:eastAsia="Times New Roman" w:hAnsi="Arial" w:cs="Arial"/>
-                <w:b/>
-                <w:bCs/>
-                <w:sz w:val="20"/>
-                <w:szCs w:val="20"/>
-              </w:rPr>
-              <w:t>−22 258 808</w:t>
-            </w:r>
-          </w:p>
-        </w:tc>
-        <w:tc>
-          <w:tcPr>
-            <w:tcW w:w="0" w:type="auto"/>
-            <w:tcBorders>
-              <w:top w:val="single" w:sz="6" w:space="0" w:color="808080"/>
-              <w:left w:val="single" w:sz="6" w:space="0" w:color="808080"/>
-              <w:bottom w:val="single" w:sz="6" w:space="0" w:color="808080"/>
-              <w:right w:val="single" w:sz="6" w:space="0" w:color="808080"/>
-            </w:tcBorders>
-            <w:noWrap/>
-            <w:tcMar>
-              <w:top w:w="60" w:type="dxa"/>
-              <w:left w:w="80" w:type="dxa"/>
-              <w:bottom w:w="60" w:type="dxa"/>
-              <w:right w:w="80" w:type="dxa"/>
-            </w:tcMar>
-            <w:vAlign w:val="center"/>
-            <w:hideMark/>
-          </w:tcPr>
-          <w:p>
-            <w:pPr>
-              <w:jc w:val="right"/>
-              <w:rPr>
-                <w:rFonts w:ascii="Arial" w:eastAsia="Times New Roman" w:hAnsi="Arial" w:cs="Arial"/>
-                <w:b/>
-                <w:bCs/>
-                <w:sz w:val="20"/>
-                <w:szCs w:val="20"/>
-              </w:rPr>
-            </w:pPr>
-            <w:r>
-              <w:rPr>
-                <w:rFonts w:ascii="Arial" w:eastAsia="Times New Roman" w:hAnsi="Arial" w:cs="Arial"/>
-                <w:b/>
                 <w:bCs/>
                 <w:sz w:val="20"/>
                 <w:szCs w:val="20"/>
@@ -1674,18 +1621,41 @@
     <w:p>
       <w:pPr>
         <w:pStyle w:val="a3"/>
+        <w:rPr>
+          <w:sz w:val="20"/>
+          <w:szCs w:val="20"/>
+        </w:rPr>
+      </w:pPr>
+    </w:p>
+    <w:p>
+      <w:pPr>
+        <w:pStyle w:val="a3"/>
+        <w:rPr>
+          <w:sz w:val="20"/>
+          <w:szCs w:val="20"/>
+        </w:rPr>
       </w:pPr>
       <w:r>
+        <w:rPr>
+          <w:sz w:val="20"/>
+          <w:szCs w:val="20"/>
+        </w:rPr>
         <w:t xml:space="preserve">При финансировании 250 000 000 ₸ на октябрь–декабрь 2026 года дефицит составляет </w:t>
       </w:r>
       <w:r>
         <w:rPr>
           <w:b/>
           <w:bCs/>
+          <w:sz w:val="20"/>
+          <w:szCs w:val="20"/>
         </w:rPr>
         <w:t>22 258 808 ₸</w:t>
       </w:r>
       <w:r>
+        <w:rPr>
+          <w:sz w:val="20"/>
+          <w:szCs w:val="20"/>
+        </w:rPr>
         <w:t>.</w:t>
       </w:r>
     </w:p>
@@ -1693,7 +1663,22 @@
       <w:pPr>
         <w:pStyle w:val="a3"/>
       </w:pPr>
+    </w:p>
+    <w:p>
+      <w:pPr>
+        <w:pStyle w:val="a3"/>
+        <w:rPr>
+          <w:i/>
+          <w:sz w:val="20"/>
+          <w:szCs w:val="20"/>
+        </w:rPr>
+      </w:pPr>
       <w:r>
+        <w:rPr>
+          <w:i/>
+          <w:sz w:val="20"/>
+          <w:szCs w:val="20"/>
+        </w:rPr>
         <w:t>Пояснения к расчёту:</w:t>
       </w:r>
     </w:p>
@@ -1704,12 +1689,17 @@
           <w:ilvl w:val="0"/>
           <w:numId w:val="1"/>
         </w:numPr>
+        <w:rPr>
+          <w:sz w:val="20"/>
+          <w:szCs w:val="20"/>
+        </w:rPr>
       </w:pPr>
       <w:r>
-        <w:t xml:space="preserve">в октябре–ноябре – аренда офиса с 21 октября, </w:t>
-      </w:r>
-      <w:r>
-        <w:t>гарантийный депозит, годовой полис ОСНС и основная часть разовых закупок;</w:t>
+        <w:rPr>
+          <w:sz w:val="20"/>
+          <w:szCs w:val="20"/>
+        </w:rPr>
+        <w:t>в октябре–ноябре – аренда офиса с 21 октября, гарантийный депозит, годовой полис ОСНС и основная часть разовых закупок;</w:t>
       </w:r>
     </w:p>
     <w:p>
@@ -1719,9 +1709,17 @@
           <w:ilvl w:val="0"/>
           <w:numId w:val="1"/>
         </w:numPr>
+        <w:rPr>
+          <w:sz w:val="20"/>
+          <w:szCs w:val="20"/>
+        </w:rPr>
       </w:pPr>
       <w:r>
-        <w:t>в декабре – текущие расходы декабря и часть закупок (резервные картриджи и тонеры, оборудование для зала совещаний, вывеска);</w:t>
+        <w:rPr>
+          <w:sz w:val="20"/>
+          <w:szCs w:val="20"/>
+        </w:rPr>
+        <w:t>в декабре – текущие расходы декабря и часть закупок;</w:t>
       </w:r>
     </w:p>
     <w:p>
@@ -1731,12 +1729,31 @@
           <w:ilvl w:val="0"/>
           <w:numId w:val="1"/>
         </w:numPr>
+        <w:rPr>
+          <w:sz w:val="20"/>
+          <w:szCs w:val="20"/>
+        </w:rPr>
       </w:pPr>
       <w:r>
-        <w:t>ивенты и социологические исследования – первоочередные п</w:t>
+        <w:rPr>
+          <w:sz w:val="20"/>
+          <w:szCs w:val="20"/>
+        </w:rPr>
+        <w:t>ивенты и социологические исследования – первоочередные проекты по сметам: TAZA TALQY, креативные проекты, информационное сопровождение, социологическое исследование и</w:t>
       </w:r>
       <w:r>
-        <w:t>роекты по сметам: TAZA TALQY, презентация Проектного офиса, креативные проекты, информационное сопровождение, социологическое исследование и первый этап цифровой платформы; презентация – в ноябре, остальное – в октябре–ноябре и декабре;</w:t>
+        <w:rPr>
+          <w:sz w:val="20"/>
+          <w:szCs w:val="20"/>
+        </w:rPr>
+        <w:t xml:space="preserve"> первый этап цифровой платформы </w:t>
+      </w:r>
+      <w:r>
+        <w:rPr>
+          <w:sz w:val="20"/>
+          <w:szCs w:val="20"/>
+        </w:rPr>
+        <w:t>– в ноябре, остальное – в декабре;</w:t>
       </w:r>
     </w:p>
     <w:p>
@@ -1746,16 +1763,54 @@
           <w:ilvl w:val="0"/>
           <w:numId w:val="1"/>
         </w:numPr>
+        <w:rPr>
+          <w:sz w:val="20"/>
+          <w:szCs w:val="20"/>
+        </w:rPr>
       </w:pPr>
       <w:r>
-        <w:t>НДС 16% начислен на</w:t>
+        <w:rPr>
+          <w:sz w:val="20"/>
+          <w:szCs w:val="20"/>
+        </w:rPr>
+        <w:t>НДС 16% начислен на закупки, аренду, услуги и подписки, цены которых приняты без НДС, и на сметы первоочередных проектов; на оплату труда, ОСНС.</w:t>
+      </w:r>
+    </w:p>
+    <w:p>
+      <w:pPr>
+        <w:pStyle w:val="a3"/>
+        <w:numPr>
+          <w:ilvl w:val="0"/>
+          <w:numId w:val="1"/>
+        </w:numPr>
+        <w:rPr>
+          <w:sz w:val="20"/>
+          <w:szCs w:val="20"/>
+        </w:rPr>
+      </w:pPr>
+      <w:r>
+        <w:rPr>
+          <w:sz w:val="20"/>
+          <w:szCs w:val="20"/>
+        </w:rPr>
+        <w:t>в 2026 г. будут реализованы проекты на 87 млн. в 2027 г.</w:t>
       </w:r>
       <w:r>
-        <w:t xml:space="preserve"> закупки, аренду, услуги и подписки, цены которых приняты без НДС, и на сметы первоочередных проектов (суммы смет – без НДС); на оплату труда, ОСНС, депозит, нотариальные услуги и услуги МФЦА НДС не начисляется; ставки аутсорса и командировки учтены с НДС;</w:t>
+        <w:rPr>
+          <w:sz w:val="20"/>
+          <w:szCs w:val="20"/>
+        </w:rPr>
+        <w:t>;</w:t>
       </w:r>
       <w:r>
-        <w:t xml:space="preserve"> в октябре–ноябре в строку НДС включены расчёты с бюджетом по НДС за предыдущие периоды.</w:t>
+        <w:rPr>
+          <w:sz w:val="20"/>
+          <w:szCs w:val="20"/>
+        </w:rPr>
+        <w:t xml:space="preserve"> ожидаемый портфель проектов ТК на сумму 1,5 млрд</w:t>
       </w:r>
+      <w:bookmarkStart w:id="0" w:name="_GoBack"/>
+      <w:bookmarkEnd w:id="0"/>
     </w:p>
     <w:sectPr>
       <w:pgSz w:w="11906" w:h="16838"/>
@@ -1770,9 +1825,9 @@
 <file path=word/numbering.xml><?xml version="1.0" encoding="utf-8"?>
 <w:numbering xmlns:wpc="http://schemas.microsoft.com/office/word/2010/wordprocessingCanvas" xmlns:mc="http://schemas.openxmlformats.org/markup-compatibility/2006" xmlns:o="urn:schemas-microsoft-com:office:office" xmlns:r="http://schemas.openxmlformats.org/officeDocument/2006/relationships" xmlns:m="http://schemas.openxmlformats.org/officeDocument/2006/math" xmlns:v="urn:schemas-microsoft-com:vml" xmlns:wp14="http://schemas.microsoft.com/office/word/2010/wordprocessingDrawing" xmlns:wp="http://schemas.openxmlformats.org/drawingml/2006/wordprocessingDrawing" xmlns:w10="urn:schemas-microsoft-com:office:word" xmlns:w="http://schemas.openxmlformats.org/wordprocessingml/2006/main" xmlns:w14="http://schemas.microsoft.com/office/word/2010/wordml" xmlns:w15="http://schemas.microsoft.com/office/word/2012/wordml" xmlns:wpg="http://schemas.microsoft.com/office/word/2010/wordprocessingGroup" xmlns:wpi="http://schemas.microsoft.com/office/word/2010/wordprocessingInk" xmlns:wne="http://schemas.microsoft.com/office/word/2006/wordml" xmlns:wps="http://schemas.microsoft.com/office/word/2010/wordprocessingShape" mc:Ignorable="w14 w15 wp14">
   <w:abstractNum w:abstractNumId="0" w15:restartNumberingAfterBreak="0">
-    <w:nsid w:val="42FB65D2"/>
+    <w:nsid w:val="3C066ED1"/>
     <w:multiLevelType w:val="multilevel"/>
-    <w:tmpl w:val="D612E9F8"/>
+    <w:tmpl w:val="3EA6EC2E"/>
     <w:lvl w:ilvl="0">
       <w:start w:val="1"/>
       <w:numFmt w:val="bullet"/>

--- a/TAZA/_документы/Потребность в финансировании – октябрь–декабрь (свёрнутая).docx
+++ b/TAZA/_документы/Потребность в финансировании – октябрь–декабрь (свёрнутая).docx
@@ -558,7 +558,7 @@
                 <w:sz w:val="20"/>
                 <w:szCs w:val="20"/>
               </w:rPr>
-              <w:t>26 024 088</w:t>
+              <w:t xml:space="preserve">26 506 088</w:t>
             </w:r>
           </w:p>
         </w:tc>
@@ -596,7 +596,7 @@
                 <w:sz w:val="20"/>
                 <w:szCs w:val="20"/>
               </w:rPr>
-              <w:t>8 336 852</w:t>
+              <w:t xml:space="preserve">8 336 852</w:t>
             </w:r>
           </w:p>
         </w:tc>
@@ -634,7 +634,7 @@
                 <w:sz w:val="20"/>
                 <w:szCs w:val="20"/>
               </w:rPr>
-              <w:t>34 360 940</w:t>
+              <w:t xml:space="preserve">34 842 940</w:t>
             </w:r>
           </w:p>
         </w:tc>
@@ -910,7 +910,7 @@
                 <w:sz w:val="20"/>
                 <w:szCs w:val="20"/>
               </w:rPr>
-              <w:t>6 661 953</w:t>
+              <w:t xml:space="preserve">6 179 953</w:t>
             </w:r>
           </w:p>
         </w:tc>
@@ -948,7 +948,7 @@
                 <w:sz w:val="20"/>
                 <w:szCs w:val="20"/>
               </w:rPr>
-              <w:t>5 468 960</w:t>
+              <w:t xml:space="preserve">5 468 960</w:t>
             </w:r>
           </w:p>
         </w:tc>
@@ -986,7 +986,7 @@
                 <w:sz w:val="20"/>
                 <w:szCs w:val="20"/>
               </w:rPr>
-              <w:t>12 130 913</w:t>
+              <w:t xml:space="preserve">11 648 913</w:t>
             </w:r>
           </w:p>
         </w:tc>

--- a/TAZA/_документы/Потребность в финансировании – октябрь–декабрь (свёрнутая).docx
+++ b/TAZA/_документы/Потребность в финансировании – октябрь–декабрь (свёрнутая).docx
@@ -558,7 +558,7 @@
                 <w:sz w:val="20"/>
                 <w:szCs w:val="20"/>
               </w:rPr>
-              <w:t xml:space="preserve">26 506 088</w:t>
+              <w:t>26 506 088</w:t>
             </w:r>
           </w:p>
         </w:tc>
@@ -596,7 +596,7 @@
                 <w:sz w:val="20"/>
                 <w:szCs w:val="20"/>
               </w:rPr>
-              <w:t xml:space="preserve">8 336 852</w:t>
+              <w:t>8 336 852</w:t>
             </w:r>
           </w:p>
         </w:tc>
@@ -634,7 +634,7 @@
                 <w:sz w:val="20"/>
                 <w:szCs w:val="20"/>
               </w:rPr>
-              <w:t xml:space="preserve">34 842 940</w:t>
+              <w:t>34 842 940</w:t>
             </w:r>
           </w:p>
         </w:tc>
@@ -910,7 +910,7 @@
                 <w:sz w:val="20"/>
                 <w:szCs w:val="20"/>
               </w:rPr>
-              <w:t xml:space="preserve">6 179 953</w:t>
+              <w:t>6 179 953</w:t>
             </w:r>
           </w:p>
         </w:tc>
@@ -948,7 +948,7 @@
                 <w:sz w:val="20"/>
                 <w:szCs w:val="20"/>
               </w:rPr>
-              <w:t xml:space="preserve">5 468 960</w:t>
+              <w:t>5 468 960</w:t>
             </w:r>
           </w:p>
         </w:tc>
@@ -986,7 +986,7 @@
                 <w:sz w:val="20"/>
                 <w:szCs w:val="20"/>
               </w:rPr>
-              <w:t xml:space="preserve">11 648 913</w:t>
+              <w:t>11 648 913</w:t>
             </w:r>
           </w:p>
         </w:tc>
@@ -1024,7 +1024,17 @@
                 <w:sz w:val="20"/>
                 <w:szCs w:val="20"/>
               </w:rPr>
-              <w:t>5. НДС: 16% на закупки, аренду, услуги, подписки и проекты; расчёты с бюджетом</w:t>
+              <w:t xml:space="preserve">5. НДС: 16% на закупки, аренду, услуги, подписки </w:t>
+            </w:r>
+            <w:bookmarkStart w:id="0" w:name="_GoBack"/>
+            <w:bookmarkEnd w:id="0"/>
+            <w:r>
+              <w:rPr>
+                <w:rFonts w:ascii="Arial" w:eastAsia="Times New Roman" w:hAnsi="Arial" w:cs="Arial"/>
+                <w:sz w:val="20"/>
+                <w:szCs w:val="20"/>
+              </w:rPr>
+              <w:t>и проекты; расчёты с бюджетом</w:t>
             </w:r>
           </w:p>
         </w:tc>
@@ -1793,7 +1803,7 @@
           <w:sz w:val="20"/>
           <w:szCs w:val="20"/>
         </w:rPr>
-        <w:t>в 2026 г. будут реализованы проекты на 87 млн. в 2027 г.</w:t>
+        <w:t>в 2026 г. будут реализованы проекты на 87 млн</w:t>
       </w:r>
       <w:r>
         <w:rPr>
@@ -1807,10 +1817,36 @@
           <w:sz w:val="20"/>
           <w:szCs w:val="20"/>
         </w:rPr>
-        <w:t xml:space="preserve"> ожидаемый портфель проектов ТК на сумму 1,5 млрд</w:t>
-      </w:r>
-      <w:bookmarkStart w:id="0" w:name="_GoBack"/>
-      <w:bookmarkEnd w:id="0"/>
+        <w:t xml:space="preserve"> </w:t>
+      </w:r>
+      <w:r>
+        <w:rPr>
+          <w:sz w:val="20"/>
+          <w:szCs w:val="20"/>
+        </w:rPr>
+        <w:t>в 2027 г.</w:t>
+      </w:r>
+      <w:r>
+        <w:rPr>
+          <w:sz w:val="20"/>
+          <w:szCs w:val="20"/>
+        </w:rPr>
+        <w:t xml:space="preserve"> </w:t>
+      </w:r>
+      <w:r>
+        <w:rPr>
+          <w:sz w:val="20"/>
+          <w:szCs w:val="20"/>
+        </w:rPr>
+        <w:t>ожидаемый портфель проектов ТК на сумму 1,5 млрд</w:t>
+      </w:r>
+      <w:r>
+        <w:rPr>
+          <w:sz w:val="20"/>
+          <w:szCs w:val="20"/>
+        </w:rPr>
+        <w:t>.</w:t>
+      </w:r>
     </w:p>
     <w:sectPr>
       <w:pgSz w:w="11906" w:h="16838"/>
